--- a/roteiros/bruno-marrone/BrunoMarrone_Parte4.docx
+++ b/roteiros/bruno-marrone/BrunoMarrone_Parte4.docx
@@ -23,7 +23,7 @@
         <w:rPr>
           <w:color w:val="000000"/>
         </w:rPr>
-        <w:t>Bruno e Marrone continuaram na estrada. A agenda seguiu cheia, as plateias continuaram lotando os parques de exposição, e os dois continuaram dividindo o mesmo palco noite após noite, cada um do seu lado.</w:t>
+        <w:t>Bruno e Marrone continuaram na estrada, com a agenda cheia. Noite após noite, os dois dividiam o mesmo palco, cada um do seu lado.</w:t>
       </w:r>
     </w:p>
     <w:p>
@@ -79,7 +79,7 @@
         <w:rPr>
           <w:color w:val="000000"/>
         </w:rPr>
-        <w:t>Os filhos perceberam que a mãe mudou depois da morte do marido. Ela ficou mais frágil, mais quieta. Aos poucos, veio o diagnóstico de Alzheimer.</w:t>
+        <w:t>Depois da morte do marido, ela ficou cada vez mais frágil. Aos poucos, veio o diagnóstico de Alzheimer.</w:t>
       </w:r>
     </w:p>
     <w:p>
@@ -87,7 +87,7 @@
         <w:rPr>
           <w:color w:val="C00000"/>
         </w:rPr>
-        <w:t>Guarde o nome de dona Anita. Porque essa mulher, que criou cinco filhos e viu um deles virar a voz mais tocada do país, vai ser o centro de uma das cenas mais tristes dessa história. Uma cena que aconteceu justamente numa noite de Natal.</w:t>
+        <w:t>Guarde o nome de dona Anita. Porque essa mulher, que criou cinco filhos e viu um deles virar a voz mais tocada do país, vai ser o centro de uma das cenas mais tristes dessa história. Uma cena que aconteceu justamente numa madrugada de Natal.</w:t>
       </w:r>
     </w:p>
     <w:p>
@@ -103,7 +103,7 @@
         <w:rPr>
           <w:color w:val="000000"/>
         </w:rPr>
-        <w:t>Ele é casado com Marianne Rabelo. Com ela, teve os gêmeos Enzo e Maria Eduarda, nascidos em quatro de fevereiro de dois mil e oito. Bruno tem ainda um filho mais velho, Vinícius.</w:t>
+        <w:t>Ele é casado com Marianne Rabelo. Com ela, teve os gêmeos Enzo e Maria Eduarda, nascidos em quatro de fevereiro de dois mil e oito. Bruno tem ainda outro filho, Vinícius.</w:t>
       </w:r>
     </w:p>
     <w:p>
@@ -175,7 +175,7 @@
         <w:rPr>
           <w:color w:val="000000"/>
         </w:rPr>
-        <w:t>Tudo começou com uma dor de cabeça. Marrone foi ao médico, fez exames de rotina e recebeu uma notícia que ninguém esperava. Estava com glaucoma avançado nos dois olhos.</w:t>
+        <w:t>Tudo começou com uma dor de cabeça. Marrone foi ao médico para uma consulta que parecia simples, e os exames mostraram uma coisa que ninguém esperava. Glaucoma avançado, nos dois olhos.</w:t>
       </w:r>
     </w:p>
     <w:p>
@@ -191,7 +191,7 @@
         <w:rPr>
           <w:color w:val="000000"/>
         </w:rPr>
-        <w:t>No dia dezessete de junho, Marrone foi operado com urgência num hospital de olhos, nos dois olhos.</w:t>
+        <w:t>No dia dezessete de junho, Marrone foi operado com urgência.</w:t>
       </w:r>
     </w:p>
     <w:p>
@@ -199,7 +199,7 @@
         <w:rPr>
           <w:color w:val="000000"/>
         </w:rPr>
-        <w:t>A irmã dele, Cida, contou à imprensa que ele tinha ido apenas fazer exames de rotina, e que o médico decidiu operar na hora, ao ver como a doença estava avançada.</w:t>
+        <w:t>A irmã dele, Cida, contou à imprensa que o médico decidiu operar ali mesmo, ao ver como a doença estava avançada.</w:t>
       </w:r>
     </w:p>
     <w:p>
@@ -207,7 +207,7 @@
         <w:rPr>
           <w:color w:val="000000"/>
         </w:rPr>
-        <w:t>A cirurgia salvou a visão central. Mas ele perdeu parte da visão periférica, aquela que enxerga o que acontece nos lados.</w:t>
+        <w:t>A visão central foi preservada. Mas a doença já tinha levado parte da visão periférica, aquela que enxerga o que acontece nos lados.</w:t>
       </w:r>
     </w:p>
     <w:p>
@@ -239,7 +239,7 @@
         <w:rPr>
           <w:color w:val="C00000"/>
         </w:rPr>
-        <w:t>Pense no que isso significa. Durante quase quarenta anos, Marrone foi o homem que ficava de olho no parceiro, do lado direito do palco, pronto para consertar qualquer coisa. E foi justamente a visão dos lados que ele perdeu.</w:t>
+        <w:t>Pense no que isso significa. Durante quase quarenta anos, Marrone foi o homem que ficava de olho no parceiro, ao lado dele no palco, pronto para consertar qualquer coisa. E foi justamente a visão dos lados que ele perdeu.</w:t>
       </w:r>
     </w:p>
     <w:p>
@@ -327,7 +327,7 @@
         <w:rPr>
           <w:color w:val="000000"/>
         </w:rPr>
-        <w:t>A nota da dupla saiu poucas horas depois: "Com imenso pesar comunicamos o falecimento aos oitenta e um anos de Ana Félix de Miranda, conhecida como Dona Anita, mãe do Bruno."</w:t>
+        <w:t>A dupla divulgou uma nota: "Com imenso pesar comunicamos o falecimento aos oitenta e um anos de Ana Félix de Miranda, conhecida como Dona Anita, mãe do Bruno."</w:t>
       </w:r>
     </w:p>
     <w:p>
@@ -423,7 +423,7 @@
         <w:rPr>
           <w:color w:val="000000"/>
         </w:rPr>
-        <w:t>Numa das montagens, aparecia Marrone chorando, como se estivesse contando a notícia ao público. Em outra, era Enzo, o filho de Bruno, que aparecia em lágrimas.</w:t>
+        <w:t>Numa das montagens, aparecia Marrone chorando, como se tivesse acabado de receber a notícia. Em outra, era Enzo, o filho de Bruno, que aparecia em lágrimas.</w:t>
       </w:r>
     </w:p>
     <w:p>
@@ -447,7 +447,7 @@
         <w:rPr>
           <w:color w:val="000000"/>
         </w:rPr>
-        <w:t>Contou que tinham criado montagens do filho chorando e do parceiro chorando. E brincou: "Confundiram o Bruno. Deve ser outro Bruno, coitado."</w:t>
+        <w:t>Contou que tinham criado montagens do filho chorando e do parceiro chorando. E brincou que deviam ter confundido com outro Bruno, coitado.</w:t>
       </w:r>
     </w:p>
     <w:p>
@@ -471,7 +471,7 @@
         <w:rPr>
           <w:color w:val="000000"/>
         </w:rPr>
-        <w:t>A mentira funcionou porque se apoiava numa imagem que o público já tinha na cabeça. Desde as lives da pandemia, desde a entrevista de dois mil e vinte e um, o Brasil se acostumou a enxergar Marrone como o homem que carrega o peso da dupla. Bastou uma máquina colocar lágrimas no rosto dele para muita gente acreditar.</w:t>
+        <w:t>A mentira funcionou porque se apoiava numa imagem que o público já tinha na cabeça. Desde as lives da pandemia, desde a entrevista de dois mil e vinte e um, o Brasil se acostumou a enxergar Marrone como o homem que carrega o peso da dupla. Bastou uma máquina colocar lágrimas no rosto dele para o boato correr o país.</w:t>
       </w:r>
     </w:p>
     <w:p>
@@ -487,7 +487,7 @@
         <w:rPr>
           <w:color w:val="C00000"/>
         </w:rPr>
-        <w:t>E agora você vai ver as duas cenas que, em apenas três dias, resumem quarenta anos dessa dupla. A primeira é a mais bonita de toda a carreira deles. A segunda é aquela que milhares de fãs, até hoje, não conseguem esquecer.</w:t>
+        <w:t>E agora você vai ver as duas cenas que, em apenas três dias, resumem quarenta anos dessa dupla. A primeira é uma das mais bonitas de toda a carreira deles. A segunda é aquela que milhares de fãs gostariam de apagar da memória.</w:t>
       </w:r>
     </w:p>
     <w:p>
@@ -559,7 +559,7 @@
         <w:rPr>
           <w:color w:val="1F4EB4"/>
         </w:rPr>
-        <w:t>Marrone lembrou dos palcos pequenos do começo, das noites em que ninguém prestava atenção. E disse uma frase sobre o parceiro que, dias depois, ia ganhar outro peso.</w:t>
+        <w:t>Marrone lembrou do tempo em que a dupla cantava nos palcos menores da festa, antes de chegar ao principal. E disse uma frase sobre o parceiro que, dias depois, ia ganhar outro peso.</w:t>
       </w:r>
     </w:p>
     <w:p>
@@ -615,7 +615,7 @@
         <w:rPr>
           <w:color w:val="1F4EB4"/>
         </w:rPr>
-        <w:t>Segundo relatos de vários espectadores, Bruno parecia alterado. Tinha dificuldade para conduzir algumas músicas. E os dois quase não interagiam. Entre uma canção e outra, o que os fãs viam era distância.</w:t>
+        <w:t>Segundo relatos de vários espectadores, Bruno parecia alterado e tinha dificuldade para conduzir algumas músicas. Os dois quase não interagiam. Entre uma canção e outra, o que os fãs viam era distância.</w:t>
       </w:r>
     </w:p>
     <w:p>
@@ -647,7 +647,7 @@
         <w:rPr>
           <w:color w:val="1F4EB4"/>
         </w:rPr>
-        <w:t>Uma fã contou que tinha ido ao show com o pé fraturado, só para ver a dupla que acompanhava a vida inteira. E voltou para casa decepcionada.</w:t>
+        <w:t>Uma fã contou que tinha ido ao show mesmo com o pé fraturado. E voltou para casa decepcionada.</w:t>
       </w:r>
     </w:p>
     <w:p>
@@ -655,7 +655,7 @@
         <w:rPr>
           <w:color w:val="1F4EB4"/>
         </w:rPr>
-        <w:t>A comparação apareceu em seguida. Patos de Minas, dois mil e dezessete. Nove anos depois, a mesma cena voltava a circular, agora em Uberlândia.</w:t>
+        <w:t>A comparação apareceu em seguida. Patos de Minas, dois mil e dezessete. Nove anos depois, muitos fãs acharam que estavam vendo a mesma cena de novo, agora em Uberlândia.</w:t>
       </w:r>
     </w:p>
     <w:p>
@@ -695,7 +695,7 @@
         <w:rPr>
           <w:color w:val="C00000"/>
         </w:rPr>
-        <w:t>Mas essa história ainda não terminou em Uberlândia. Menos de um mês depois, Marrone apareceu diante das câmeras num lugar onde ninguém esperava encontrá-lo. No velório de outro cantor sertanejo. E ali, com a voz embargada, ele repetiu duas palavras que você ouviu no começo desse vídeo.</w:t>
+        <w:t>Mas essa história ainda não terminou em Uberlândia. Menos de um mês depois, Marrone apareceu diante das câmeras num lugar onde ninguém esperava encontrá-lo. No velório de outro cantor sertanejo. E ali, diante do caixão de um colega, ele repetiu duas palavras que você já ouviu nessa história.</w:t>
       </w:r>
     </w:p>
     <w:sectPr>

--- a/roteiros/bruno-marrone/BrunoMarrone_Parte4.docx
+++ b/roteiros/bruno-marrone/BrunoMarrone_Parte4.docx
@@ -7,7 +7,7 @@
         <w:pStyle w:val="Heading1"/>
       </w:pPr>
       <w:r>
-        <w:t>BRUNO &amp; MARRONE — Parte 4: Os lutos, a mentira da IA e os três dias de agosto</w:t>
+        <w:t>BRUNO &amp; MARRONE — Parte 4: Os lutos, a mentira da IA e os quatro dias de agosto</w:t>
       </w:r>
     </w:p>
     <w:p>
@@ -487,7 +487,7 @@
         <w:rPr>
           <w:color w:val="C00000"/>
         </w:rPr>
-        <w:t>E agora você vai ver as duas cenas que, em apenas três dias, resumem quarenta anos dessa dupla. A primeira é uma das mais bonitas de toda a carreira deles. A segunda é aquela que milhares de fãs gostariam de apagar da memória.</w:t>
+        <w:t>E agora você vai ver as duas noites que, em apenas quatro dias, resumem quarenta anos dessa dupla. A primeira começou com uma homenagem e terminou com uma frase que ninguém esperava ouvir de um locutor de rodeio. A segunda é aquela que milhares de fãs gostariam de apagar da memória.</w:t>
       </w:r>
     </w:p>
     <w:p>
@@ -527,7 +527,7 @@
         <w:rPr>
           <w:color w:val="1F4EB4"/>
         </w:rPr>
-        <w:t>Quinta-feira, vinte e sete de agosto de dois mil e vinte e seis.</w:t>
+        <w:t>Agosto de dois mil e vinte e seis. Festa do Peão de Barretos, o maior rodeio do país. Um palco onde Bruno e Marrone já tinham subido mais de vinte vezes.</w:t>
       </w:r>
     </w:p>
     <w:p>
@@ -535,15 +535,7 @@
         <w:rPr>
           <w:color w:val="1F4EB4"/>
         </w:rPr>
-        <w:t>Festa do Peão de Barretos, o maior rodeio do país. Um palco onde Bruno e Marrone já tinham subido mais de vinte vezes.</w:t>
-      </w:r>
-    </w:p>
-    <w:p>
-      <w:r>
-        <w:rPr>
-          <w:color w:val="1F4EB4"/>
-        </w:rPr>
-        <w:t>A dupla levou o projeto novo para o palco do estádio. Durante a festa, os dois receberam uma homenagem e viraram cidadãos honorários de Barretos.</w:t>
+        <w:t>Na quarta-feira, vinte e seis, a dupla foi homenageada com o título de cidadão honorário de Barretos.</w:t>
       </w:r>
     </w:p>
     <w:p>
@@ -575,7 +567,7 @@
         <w:rPr>
           <w:color w:val="1F4EB4"/>
         </w:rPr>
-        <w:t>A gente reparte entre nós. Quarenta anos depois de se conhecerem nos palcos de Goiânia, Marrone ainda dividia tudo com Bruno. As glórias e, como o Brasil ia ver em seguida, também o peso.</w:t>
+        <w:t>Na noite seguinte, quinta-feira, vinte e sete de agosto, Bruno e Marrone subiram ao palco do estádio para apresentar o projeto novo.</w:t>
       </w:r>
     </w:p>
     <w:p>
@@ -583,7 +575,119 @@
         <w:rPr>
           <w:color w:val="1F4EB4"/>
         </w:rPr>
-        <w:t>Três dias depois, a dupla subiu num palco de Minas Gerais.</w:t>
+        <w:t>Durante o show, Bruno bebeu no palco. E brincou com a plateia que beber com moderação era jantar antes.</w:t>
+      </w:r>
+    </w:p>
+    <w:p>
+      <w:r>
+        <w:rPr>
+          <w:color w:val="1F4EB4"/>
+        </w:rPr>
+        <w:t>Parte do público achou que ele parecia alterado. Segundo esses relatos, interrompia músicas e parecia sem vontade de terminá-las.</w:t>
+      </w:r>
+    </w:p>
+    <w:p>
+      <w:r>
+        <w:rPr>
+          <w:color w:val="1F4EB4"/>
+        </w:rPr>
+        <w:t>Já era madrugada de sexta-feira quando o show chegou ao fim. E foi aí que aconteceu a cena que ninguém esperava.</w:t>
+      </w:r>
+    </w:p>
+    <w:p>
+      <w:r>
+        <w:rPr>
+          <w:color w:val="1F4EB4"/>
+        </w:rPr>
+        <w:t>Marrone tinha levado para o palco a placa do título de cidadão barretense. Queria agradecer à plateia. Segundo o locutor Cuiabano Lima, uma das vozes mais conhecidas dos rodeios do país, Marrone tinha preferido não receber a homenagem sozinho na arena, para não deixar Bruno de lado.</w:t>
+      </w:r>
+    </w:p>
+    <w:p>
+      <w:r>
+        <w:rPr>
+          <w:color w:val="1F4EB4"/>
+        </w:rPr>
+        <w:t>Com a iluminação da arena, Marrone teve dificuldade para ler o texto da placa. O mesmo Marrone que, dois anos antes, tinha perdido parte da visão periférica.</w:t>
+      </w:r>
+    </w:p>
+    <w:p>
+      <w:r>
+        <w:rPr>
+          <w:color w:val="1F4EB4"/>
+        </w:rPr>
+        <w:t>Ele chamou Cuiabano para ajudar.</w:t>
+      </w:r>
+    </w:p>
+    <w:p>
+      <w:r>
+        <w:rPr>
+          <w:color w:val="1F4EB4"/>
+        </w:rPr>
+        <w:t>Bruno não gostou. Segundo o locutor, o cantor se irritou, pediu que ele falasse pouco e, a partir dali, a situação saiu do controle. Cuiabano contou depois que Bruno o chamou de mentiroso, fez comentários ofensivos e chegou a xingar a mãe dele.</w:t>
+      </w:r>
+    </w:p>
+    <w:p>
+      <w:r>
+        <w:rPr>
+          <w:color w:val="1F4EB4"/>
+        </w:rPr>
+        <w:t>O clima de festa virou discussão diante da arena lotada.</w:t>
+      </w:r>
+    </w:p>
+    <w:p>
+      <w:r>
+        <w:rPr>
+          <w:color w:val="1F4EB4"/>
+        </w:rPr>
+        <w:t>No dia seguinte, Cuiabano falou em público pela primeira vez sobre o episódio. Tentou aliviar: "Ele é zoeira, ele é zoeira mesmo, eu entendo, o Bruno é assim."</w:t>
+      </w:r>
+    </w:p>
+    <w:p>
+      <w:r>
+        <w:rPr>
+          <w:color w:val="1F4EB4"/>
+        </w:rPr>
+        <w:t>Contou que Bruno chamou ele ao camarim, deu a sua versão e pediu desculpas.</w:t>
+      </w:r>
+    </w:p>
+    <w:p>
+      <w:r>
+        <w:rPr>
+          <w:color w:val="1F4EB4"/>
+        </w:rPr>
+        <w:t>Então, o locutor disse a frase que resume esse vídeo inteiro.</w:t>
+      </w:r>
+    </w:p>
+    <w:p>
+      <w:r>
+        <w:rPr>
+          <w:color w:val="1F4EB4"/>
+        </w:rPr>
+        <w:t>"Eu penso que, na verdade, o Bruno não tem nem que pedir desculpa pra mim, ele tem que pedir desculpa pro Marrone."</w:t>
+      </w:r>
+    </w:p>
+    <w:p>
+      <w:r>
+        <w:rPr>
+          <w:color w:val="1F4EB4"/>
+        </w:rPr>
+        <w:t>Um homem de fora, que só estava tentando ajudar a ler uma placa, enxergou em poucos minutos o que Marrone carregava havia quarenta anos.</w:t>
+      </w:r>
+    </w:p>
+    <w:p>
+      <w:r>
+        <w:rPr>
+          <w:color w:val="1F4EB4"/>
+        </w:rPr>
+        <w:t>A gente reparte entre nós. Marrone tinha dito isso na véspera, sobre o título. Naquela madrugada, ficou claro que ele também repartia o peso.</w:t>
+      </w:r>
+    </w:p>
+    <w:p>
+      <w:r>
+        <w:rPr>
+          <w:color w:val="1F4EB4"/>
+        </w:rPr>
+        <w:t>Dois dias depois, a dupla subiu num palco de Minas Gerais.</w:t>
       </w:r>
     </w:p>
     <w:p>
@@ -631,7 +735,7 @@
         <w:rPr>
           <w:color w:val="1F4EB4"/>
         </w:rPr>
-        <w:t>Os comentários nas redes foram duros. Houve quem resumisse a noite numa palavra: "horroroso". Outros falaram em "fiasco".</w:t>
+        <w:t>Os comentários nas redes foram duros. Houve quem resumisse a noite numa palavra: "horroroso". Outros falaram em "fiasco". Uma pessoa escreveu que aquilo era "falta de respeito com o público".</w:t>
       </w:r>
     </w:p>
     <w:p>
@@ -655,7 +759,7 @@
         <w:rPr>
           <w:color w:val="1F4EB4"/>
         </w:rPr>
-        <w:t>A comparação apareceu em seguida. Patos de Minas, dois mil e dezessete. Nove anos depois, muitos fãs acharam que estavam vendo a mesma cena de novo, agora em Uberlândia.</w:t>
+        <w:t>As comparações apareceram em seguida. Com Barretos, dois dias antes. E com Patos de Minas, em dois mil e dezessete. Nove anos depois, muitos fãs acharam que estavam vendo a mesma cena de novo.</w:t>
       </w:r>
     </w:p>
     <w:p>
@@ -679,7 +783,7 @@
         <w:rPr>
           <w:color w:val="1F4EB4"/>
         </w:rPr>
-        <w:t>Pense nessa sequência. Numa quinta-feira, em Barretos, Marrone diz diante do país que reparte tudo com o parceiro. No domingo, em Uberlândia, milhares de fãs acreditam ter visto exatamente o que ele estava repartindo.</w:t>
+        <w:t>Pense nessa sequência. Na quarta-feira, em Barretos, Marrone diz que reparte tudo com o parceiro. Na sexta, um locutor de rodeio diz que Bruno devia desculpas a Marrone. No domingo, em Uberlândia, milhares de fãs acreditam ter visto exatamente o que Marrone estava repartindo.</w:t>
       </w:r>
     </w:p>
     <w:p>

--- a/roteiros/bruno-marrone/BrunoMarrone_Parte4.docx
+++ b/roteiros/bruno-marrone/BrunoMarrone_Parte4.docx
@@ -87,7 +87,7 @@
         <w:rPr>
           <w:color w:val="C00000"/>
         </w:rPr>
-        <w:t>Guarde o nome de dona Anita. Porque essa mulher, que criou cinco filhos e viu um deles virar a voz mais tocada do país, vai ser o centro de uma das cenas mais tristes dessa história. Uma cena que aconteceu justamente numa madrugada de Natal.</w:t>
+        <w:t>Grave o nome de dona Anita. Porque essa mulher, que criou cinco filhos e viu um deles virar a voz mais tocada do país, vai ser o centro de uma das cenas mais tristes dessa história. Uma cena que aconteceu justamente numa madrugada de Natal.</w:t>
       </w:r>
     </w:p>
     <w:p>
@@ -175,7 +175,7 @@
         <w:rPr>
           <w:color w:val="000000"/>
         </w:rPr>
-        <w:t>Tudo começou com uma dor de cabeça. Marrone foi ao médico para uma consulta que parecia simples, e os exames mostraram uma coisa que ninguém esperava. Glaucoma avançado, nos dois olhos.</w:t>
+        <w:t>Tudo começou com uma dor de cabeça. Marrone foi ao médico para uma consulta que parecia simples, e os exames mostraram um problema grave. Glaucoma avançado, nos dois olhos.</w:t>
       </w:r>
     </w:p>
     <w:p>
@@ -335,7 +335,7 @@
         <w:rPr>
           <w:color w:val="000000"/>
         </w:rPr>
-        <w:t>Ela deixou cinco filhos, onze netos e dois bisnetos.</w:t>
+        <w:t>Ela deixou cinco filhos e uma família grande, com netos e bisnetos.</w:t>
       </w:r>
     </w:p>
     <w:p>
@@ -463,7 +463,7 @@
         <w:rPr>
           <w:color w:val="000000"/>
         </w:rPr>
-        <w:t>Repare no que aqueles vídeos falsos escolheram mostrar. Marrone chorando por Bruno. Quem criou a montagem sabia exatamente qual imagem ia comover o público. O parceiro fiel sofrendo pelo outro.</w:t>
+        <w:t>Olhe para o que aqueles vídeos falsos escolheram mostrar. Marrone chorando por Bruno. Quem criou a montagem sabia exatamente qual imagem ia comover o público. O parceiro fiel sofrendo pelo outro.</w:t>
       </w:r>
     </w:p>
     <w:p>
@@ -487,7 +487,7 @@
         <w:rPr>
           <w:color w:val="C00000"/>
         </w:rPr>
-        <w:t>E agora você vai ver as duas noites que, em apenas quatro dias, resumem quarenta anos dessa dupla. A primeira começou com uma homenagem e terminou com uma frase que ninguém esperava ouvir de um locutor de rodeio. A segunda é aquela que milhares de fãs gostariam de apagar da memória.</w:t>
+        <w:t>Agora você vai ver as duas noites que, em apenas quatro dias, resumem quarenta anos dessa dupla. A primeira começou com uma homenagem e terminou com uma frase que ninguém esperava ouvir de um locutor de rodeio. A segunda é aquela que milhares de fãs gostariam de apagar da memória.</w:t>
       </w:r>
     </w:p>
     <w:p>
@@ -591,7 +591,7 @@
         <w:rPr>
           <w:color w:val="1F4EB4"/>
         </w:rPr>
-        <w:t>Já era madrugada de sexta-feira quando o show chegou ao fim. E foi aí que aconteceu a cena que ninguém esperava.</w:t>
+        <w:t>Já era madrugada de sexta-feira quando o show chegou ao fim. Foi aí que o clima mudou.</w:t>
       </w:r>
     </w:p>
     <w:p>
@@ -623,7 +623,7 @@
         <w:rPr>
           <w:color w:val="1F4EB4"/>
         </w:rPr>
-        <w:t>Bruno não gostou. Segundo o locutor, o cantor se irritou, pediu que ele falasse pouco e, a partir dali, a situação saiu do controle. Cuiabano contou depois que Bruno o chamou de mentiroso, fez comentários ofensivos e chegou a xingar a mãe dele.</w:t>
+        <w:t>Bruno não gostou. Segundo o locutor, o cantor se irritou, pediu que ele falasse pouco e, a partir dali, a situação saiu do controle. Cuiabano contou depois que Bruno o chamou de mentiroso e chegou a xingar a mãe dele.</w:t>
       </w:r>
     </w:p>
     <w:p>
@@ -647,7 +647,7 @@
         <w:rPr>
           <w:color w:val="1F4EB4"/>
         </w:rPr>
-        <w:t>Contou que Bruno chamou ele ao camarim, deu a sua versão e pediu desculpas.</w:t>
+        <w:t>Contou que, depois do show, Bruno chamou ele ao camarim para pedir desculpas.</w:t>
       </w:r>
     </w:p>
     <w:p>
@@ -799,7 +799,7 @@
         <w:rPr>
           <w:color w:val="C00000"/>
         </w:rPr>
-        <w:t>Mas essa história ainda não terminou em Uberlândia. Menos de um mês depois, Marrone apareceu diante das câmeras num lugar onde ninguém esperava encontrá-lo. No velório de outro cantor sertanejo. E ali, diante do caixão de um colega, ele repetiu duas palavras que você já ouviu nessa história.</w:t>
+        <w:t>Mas essa história ainda não terminou em Uberlândia. Menos de um mês depois, Marrone falou com os jornalistas num cenário em que o público nunca tinha visto o cantor. No velório de outro cantor sertanejo. E ali, diante do caixão de um colega, ele repetiu duas palavras que você já ouviu nessa história.</w:t>
       </w:r>
     </w:p>
     <w:sectPr>
